--- a/BACKUP&RECOVERY/16장/16장_RMAN_고급복구와_블록손상복구.docx
+++ b/BACKUP&RECOVERY/16장/16장_RMAN_고급복구와_블록손상복구.docx
@@ -3170,7 +3170,7 @@
                 <w:color w:val="E6E6E6"/>
                 <w:sz w:val="19"/>
               </w:rPr>
-              <w:t>-rw-r--r--. 1 oracle oinstall 1421 May 18 09:02 initorcl_20250518.ora</w:t>
+              <w:t>-rw-r--r--. 1 oracle dba 1421 May 18 09:02 initorcl_20250518.ora</w:t>
             </w:r>
           </w:p>
           <w:p>
@@ -3462,7 +3462,7 @@
                 <w:color w:val="E6E6E6"/>
                 <w:sz w:val="19"/>
               </w:rPr>
-              <w:t>log_archive_dest_1          LOCATION=/u02/arch1      FALSE</w:t>
+              <w:t>log_archive_dest_1          LOCATION=/home/oracle/arch1      FALSE</w:t>
             </w:r>
           </w:p>
           <w:p>
@@ -3794,7 +3794,7 @@
                 <w:color w:val="E6E6E6"/>
                 <w:sz w:val="19"/>
               </w:rPr>
-              <w:t>ORA-01110: data file 7: '/u02/oradata/ORCL/users01.dbf'</w:t>
+              <w:t>ORA-01110: data file 7: '/u01/app/oracle/oradata/orcl/users01.dbf'</w:t>
             </w:r>
           </w:p>
           <w:p>
@@ -3892,7 +3892,7 @@
                 <w:color w:val="E6E6E6"/>
                 <w:sz w:val="19"/>
               </w:rPr>
-              <w:t>ORA-01110: data file 7: '/u02/oradata/ORCL/users01.dbf'</w:t>
+              <w:t>ORA-01110: data file 7: '/u01/app/oracle/oradata/orcl/users01.dbf'</w:t>
             </w:r>
           </w:p>
         </w:tc>
@@ -4362,7 +4362,7 @@
                 <w:color w:val="E6E6E6"/>
                 <w:sz w:val="19"/>
               </w:rPr>
-              <w:t>[oracle@oel7v9r1 ~]$ dbv file=/u02/oradata/ORCL/users01.dbf blocksize=8192</w:t>
+              <w:t>[oracle@oel7v9r1 ~]$ dbv file=/u01/app/oracle/oradata/orcl/users01.dbf blocksize=8192</w:t>
             </w:r>
           </w:p>
           <w:p>
@@ -4404,7 +4404,7 @@
                 <w:color w:val="E6E6E6"/>
                 <w:sz w:val="19"/>
               </w:rPr>
-              <w:t>DBVERIFY - Verification starting : FILE = /u02/oradata/ORCL/users01.dbf</w:t>
+              <w:t>DBVERIFY - Verification starting : FILE = /u01/app/oracle/oradata/orcl/users01.dbf</w:t>
             </w:r>
           </w:p>
           <w:p>
@@ -5185,7 +5185,7 @@
                 <w:color w:val="E6E6E6"/>
                 <w:sz w:val="19"/>
               </w:rPr>
-              <w:t xml:space="preserve"> /u02/oradata/ORCL/users01.dbf</w:t>
+              <w:t xml:space="preserve"> /u01/app/oracle/oradata/orcl/users01.dbf</w:t>
             </w:r>
           </w:p>
           <w:p>
@@ -8238,7 +8238,7 @@
                 <w:color w:val="E6E6E6"/>
                 <w:sz w:val="19"/>
               </w:rPr>
-              <w:t>1. If file /u02/oradata/ORCL/users01.dbf was unintentionally renamed</w:t>
+              <w:t>1. If file /u01/app/oracle/oradata/orcl/users01.dbf was unintentionally renamed</w:t>
             </w:r>
           </w:p>
           <w:p>
